--- a/osx-poc/reports/gcsg_shadow_execution_report_EN.docx
+++ b/osx-poc/reports/gcsg_shadow_execution_report_EN.docx
@@ -2098,7 +2098,7 @@
         </w:rPr>
         <w:t xml:space="preserve">, unlike the bypass in §4 — performs its CPU→GPU swap-in over pageable host memory because vLLM disables pinned memory under WSL2. This is slow and highly variable, but not incorrect and not a hang. Cross-checked against vLLM's own upstream issue tracker before accepting a "must be a WSL2 problem" conclusion: </w:t>
       </w:r>
-      <w:hyperlink w:history="1" r:id="rIdvtem8i6m8wcuszyma6hkb">
+      <w:hyperlink w:history="1" r:id="rIdogtnhzkk0aiguiiofefkx">
         <w:r>
           <w:rPr>
             <w:rStyle w:val="Hyperlink"/>
@@ -2113,7 +2113,7 @@
         </w:rPr>
         <w:t xml:space="preserve"> has a vLLM maintainer stating this is "unavoidable" on WSL, citing NVIDIA's own CUDA-on-WSL documentation; more strikingly, </w:t>
       </w:r>
-      <w:hyperlink w:history="1" r:id="rId1knnexjxnehwmqrmsy6wv">
+      <w:hyperlink w:history="1" r:id="rIdq7oxcvtp8ve4mekithyuo">
         <w:r>
           <w:rPr>
             <w:rStyle w:val="Hyperlink"/>
@@ -2998,7 +2998,7 @@
         </w:numPr>
         <w:spacing w:after="80"/>
       </w:pPr>
-      <w:hyperlink w:history="1" r:id="rIdgykckvdyhmspv52fl2jnr">
+      <w:hyperlink w:history="1" r:id="rId9sjbjhufbhq73pygsfqwq">
         <w:r>
           <w:rPr>
             <w:rStyle w:val="Hyperlink"/>
@@ -3023,7 +3023,7 @@
         </w:numPr>
         <w:spacing w:after="80"/>
       </w:pPr>
-      <w:hyperlink w:history="1" r:id="rIdss5w04evdvj2eemv4jtk2">
+      <w:hyperlink w:history="1" r:id="rIdnrksiuwpastipx4fupp78">
         <w:r>
           <w:rPr>
             <w:rStyle w:val="Hyperlink"/>
@@ -3144,7 +3144,96 @@
         <w:rPr>
           <w:rFonts w:ascii="Calibri" w:cs="Calibri" w:eastAsia="Calibri" w:hAnsi="Calibri"/>
         </w:rPr>
-        <w:t xml:space="preserve">, replacing round-robin expert selection with real hotness-driven selection — this also sidesteps the WSL2 pinned-memory limitation entirely for the shadow path, since the project would control the H2D transfer itself rather than depending on vLLM's platform-gated one.</w:t>
+        <w:t xml:space="preserve">, replacing round-robin expert selection with real hotness-driven selection. </w:t>
+      </w:r>
+      <w:r>
+        <w:rPr>
+          <w:rFonts w:ascii="Calibri" w:cs="Calibri" w:eastAsia="Calibri" w:hAnsi="Calibri"/>
+          <w:b/>
+          <w:bCs/>
+        </w:rPr>
+        <w:t xml:space="preserve">Correction (post-review):</w:t>
+      </w:r>
+      <w:r>
+        <w:rPr>
+          <w:rFonts w:ascii="Calibri" w:cs="Calibri" w:eastAsia="Calibri" w:hAnsi="Calibri"/>
+        </w:rPr>
+        <w:t xml:space="preserve"> this does not automatically sidestep the WSL2 pinned-memory limitation — §5's platform constraint applies to any CUDA process under WSL2, not specifically to vLLM's offload path. M1 (EAT) itself never touches this question at all; it is pure in-process bookkeeping with no transfer code. What controlling the transfer does buy: avoiding </w:t>
+      </w:r>
+      <w:r>
+        <w:rPr>
+          <w:rFonts w:ascii="Consolas" w:cs="Consolas" w:eastAsia="Consolas" w:hAnsi="Consolas"/>
+          <w:sz w:val="20"/>
+          <w:szCs w:val="20"/>
+          <w:shd w:fill="EFEFEF" w:val="clear"/>
+        </w:rPr>
+        <w:t xml:space="preserve">non_blocking=True</w:t>
+      </w:r>
+      <w:r>
+        <w:rPr>
+          <w:rFonts w:ascii="Calibri" w:cs="Calibri" w:eastAsia="Calibri" w:hAnsi="Calibri"/>
+        </w:rPr>
+        <w:t xml:space="preserve"> on an unpinned buffer (the exact crash-class mechanism in §4) is fully within the project's control regardless of pinning. Whether a manually pinned buffer (</w:t>
+      </w:r>
+      <w:r>
+        <w:rPr>
+          <w:rFonts w:ascii="Consolas" w:cs="Consolas" w:eastAsia="Consolas" w:hAnsi="Consolas"/>
+          <w:sz w:val="20"/>
+          <w:szCs w:val="20"/>
+          <w:shd w:fill="EFEFEF" w:val="clear"/>
+        </w:rPr>
+        <w:t xml:space="preserve">torch.Tensor.pin_memory()</w:t>
+      </w:r>
+      <w:r>
+        <w:rPr>
+          <w:rFonts w:ascii="Calibri" w:cs="Calibri" w:eastAsia="Calibri" w:hAnsi="Calibri"/>
+        </w:rPr>
+        <w:t xml:space="preserve">, called directly rather than through vLLM's </w:t>
+      </w:r>
+      <w:r>
+        <w:rPr>
+          <w:rFonts w:ascii="Consolas" w:cs="Consolas" w:eastAsia="Consolas" w:hAnsi="Consolas"/>
+          <w:sz w:val="20"/>
+          <w:szCs w:val="20"/>
+          <w:shd w:fill="EFEFEF" w:val="clear"/>
+        </w:rPr>
+        <w:t xml:space="preserve">is_pin_memory_available()</w:t>
+      </w:r>
+      <w:r>
+        <w:rPr>
+          <w:rFonts w:ascii="Calibri" w:cs="Calibri" w:eastAsia="Calibri" w:hAnsi="Calibri"/>
+        </w:rPr>
+        <w:t xml:space="preserve"> gate) is actually fast and stable under sustained load on this platform is a separate, open, testable question this project has not answered rigorously — an early, informal check from before this investigation began (</w:t>
+      </w:r>
+      <w:r>
+        <w:rPr>
+          <w:rFonts w:ascii="Consolas" w:cs="Consolas" w:eastAsia="Consolas" w:hAnsi="Consolas"/>
+          <w:sz w:val="20"/>
+          <w:szCs w:val="20"/>
+          <w:shd w:fill="EFEFEF" w:val="clear"/>
+        </w:rPr>
+        <w:t xml:space="preserve">torch.zeros(1024).pin_memory()</w:t>
+      </w:r>
+      <w:r>
+        <w:rPr>
+          <w:rFonts w:ascii="Calibri" w:cs="Calibri" w:eastAsia="Calibri" w:hAnsi="Calibri"/>
+        </w:rPr>
+        <w:t xml:space="preserve"> reporting </w:t>
+      </w:r>
+      <w:r>
+        <w:rPr>
+          <w:rFonts w:ascii="Consolas" w:cs="Consolas" w:eastAsia="Consolas" w:hAnsi="Consolas"/>
+          <w:sz w:val="20"/>
+          <w:szCs w:val="20"/>
+          <w:shd w:fill="EFEFEF" w:val="clear"/>
+        </w:rPr>
+        <w:t xml:space="preserve">is_pinned() == True</w:t>
+      </w:r>
+      <w:r>
+        <w:rPr>
+          <w:rFonts w:ascii="Calibri" w:cs="Calibri" w:eastAsia="Calibri" w:hAnsi="Calibri"/>
+        </w:rPr>
+        <w:t xml:space="preserve">) exists, but was never soak-tested. This needs its own direct verification before assuming Tier-Manager-mediated transfer would be materially faster than what vLLM does today.</w:t>
       </w:r>
     </w:p>
     <w:p>
@@ -3525,7 +3614,7 @@
         </w:rPr>
         <w:t xml:space="preserve">Issues: </w:t>
       </w:r>
-      <w:hyperlink w:history="1" r:id="rIdysme0qsxwl-m8iyw8kjwi">
+      <w:hyperlink w:history="1" r:id="rIddxoo1rwmtfskweupcjnao">
         <w:r>
           <w:rPr>
             <w:rStyle w:val="Hyperlink"/>
@@ -3540,7 +3629,7 @@
         </w:rPr>
         <w:t xml:space="preserve">, </w:t>
       </w:r>
-      <w:hyperlink w:history="1" r:id="rIdowbvsebemft_atyl95pfw">
+      <w:hyperlink w:history="1" r:id="rIduyflsptawfiy5kzww4gye">
         <w:r>
           <w:rPr>
             <w:rStyle w:val="Hyperlink"/>

--- a/osx-poc/reports/gcsg_shadow_execution_report_EN.docx
+++ b/osx-poc/reports/gcsg_shadow_execution_report_EN.docx
@@ -2098,7 +2098,7 @@
         </w:rPr>
         <w:t xml:space="preserve">, unlike the bypass in §4 — performs its CPU→GPU swap-in over pageable host memory because vLLM disables pinned memory under WSL2. This is slow and highly variable, but not incorrect and not a hang. Cross-checked against vLLM's own upstream issue tracker before accepting a "must be a WSL2 problem" conclusion: </w:t>
       </w:r>
-      <w:hyperlink w:history="1" r:id="rIdogtnhzkk0aiguiiofefkx">
+      <w:hyperlink w:history="1" r:id="rIdfu_z3z0sxadk_8y89q0wy">
         <w:r>
           <w:rPr>
             <w:rStyle w:val="Hyperlink"/>
@@ -2113,7 +2113,7 @@
         </w:rPr>
         <w:t xml:space="preserve"> has a vLLM maintainer stating this is "unavoidable" on WSL, citing NVIDIA's own CUDA-on-WSL documentation; more strikingly, </w:t>
       </w:r>
-      <w:hyperlink w:history="1" r:id="rIdq7oxcvtp8ve4mekithyuo">
+      <w:hyperlink w:history="1" r:id="rIdqxkc7dmzmfi7fo650pltk">
         <w:r>
           <w:rPr>
             <w:rStyle w:val="Hyperlink"/>
@@ -2998,7 +2998,7 @@
         </w:numPr>
         <w:spacing w:after="80"/>
       </w:pPr>
-      <w:hyperlink w:history="1" r:id="rId9sjbjhufbhq73pygsfqwq">
+      <w:hyperlink w:history="1" r:id="rIdvqjtffoamr8sowwxmw6nf">
         <w:r>
           <w:rPr>
             <w:rStyle w:val="Hyperlink"/>
@@ -3023,7 +3023,7 @@
         </w:numPr>
         <w:spacing w:after="80"/>
       </w:pPr>
-      <w:hyperlink w:history="1" r:id="rIdnrksiuwpastipx4fupp78">
+      <w:hyperlink w:history="1" r:id="rIdfxo4qukjok5xyga2_e6do">
         <w:r>
           <w:rPr>
             <w:rStyle w:val="Hyperlink"/>
@@ -3066,7 +3066,66 @@
         <w:rPr>
           <w:rFonts w:ascii="Calibri" w:cs="Calibri" w:eastAsia="Calibri" w:hAnsi="Calibri"/>
         </w:rPr>
-        <w:t xml:space="preserve"> mechanism causing an outright crash in a different (UVA/NVFP4) offload path, on a much newer vLLM release, closed not_planned. This project's wrapper-granularity finding (§4) was added there as a comment during this investigation.</w:t>
+        <w:t xml:space="preserve"> mechanism causing an outright crash in a different (UVA/NVFP4) offload path, on a much newer vLLM release, closed not_planned. This project's wrapper-granularity finding (§4) was added there as a comment during this investigation. </w:t>
+      </w:r>
+      <w:r>
+        <w:rPr>
+          <w:rFonts w:ascii="Calibri" w:cs="Calibri" w:eastAsia="Calibri" w:hAnsi="Calibri"/>
+          <w:b/>
+          <w:bCs/>
+        </w:rPr>
+        <w:t xml:space="preserve">Update (2026-08-12):</w:t>
+      </w:r>
+      <w:r>
+        <w:rPr>
+          <w:rFonts w:ascii="Calibri" w:cs="Calibri" w:eastAsia="Calibri" w:hAnsi="Calibri"/>
+        </w:rPr>
+        <w:t xml:space="preserve"> an independent reporter confirmed the identical failure mode still reproduces on a stack with essentially nothing in common with this project's own — vLLM 0.27.1, PyTorch 2.13.0+cu130, an RTX 5090 (Blackwell, SM120, 24GB), and a different model family entirely (</w:t>
+      </w:r>
+      <w:r>
+        <w:rPr>
+          <w:rFonts w:ascii="Consolas" w:cs="Consolas" w:eastAsia="Consolas" w:hAnsi="Consolas"/>
+          <w:sz w:val="20"/>
+          <w:szCs w:val="20"/>
+          <w:shd w:fill="EFEFEF" w:val="clear"/>
+        </w:rPr>
+        <w:t xml:space="preserve">nvidia/NVIDIA-Nemotron-3.5-Lightning-30B-A3B-NVFP4</w:t>
+      </w:r>
+      <w:r>
+        <w:rPr>
+          <w:rFonts w:ascii="Calibri" w:cs="Calibri" w:eastAsia="Calibri" w:hAnsi="Calibri"/>
+        </w:rPr>
+        <w:t xml:space="preserve">, hybrid NemotronH, not Mixtral). Same trigger (</w:t>
+      </w:r>
+      <w:r>
+        <w:rPr>
+          <w:rFonts w:ascii="Consolas" w:cs="Consolas" w:eastAsia="Consolas" w:hAnsi="Consolas"/>
+          <w:sz w:val="20"/>
+          <w:szCs w:val="20"/>
+          <w:shd w:fill="EFEFEF" w:val="clear"/>
+        </w:rPr>
+        <w:t xml:space="preserve">--cpu-offload-gb 4</w:t>
+      </w:r>
+      <w:r>
+        <w:rPr>
+          <w:rFonts w:ascii="Calibri" w:cs="Calibri" w:eastAsia="Calibri" w:hAnsi="Calibri"/>
+        </w:rPr>
+        <w:t xml:space="preserve">, Marlin *and* the newer Humming MoE backend both affected), same fix (</w:t>
+      </w:r>
+      <w:r>
+        <w:rPr>
+          <w:rFonts w:ascii="Consolas" w:cs="Consolas" w:eastAsia="Consolas" w:hAnsi="Consolas"/>
+          <w:sz w:val="20"/>
+          <w:szCs w:val="20"/>
+          <w:shd w:fill="EFEFEF" w:val="clear"/>
+        </w:rPr>
+        <w:t xml:space="preserve">--cpu-offload-gb 0</w:t>
+      </w:r>
+      <w:r>
+        <w:rPr>
+          <w:rFonts w:ascii="Calibri" w:cs="Calibri" w:eastAsia="Calibri" w:hAnsi="Calibri"/>
+        </w:rPr>
+        <w:t xml:space="preserve">, everything GPU-resident). This is now confirmed across ~20 vLLM releases, three GPU generations (Ampere to Ada to Blackwell), and two unrelated model architectures — strengthens §5's conclusion that this is a structural WSL2 platform limitation, not specific to this project's stack, and that waiting for an upstream fix (rather than the EAT/Tier-Manager-mediated approach in §9) is not a viable path.</w:t>
       </w:r>
     </w:p>
     <w:p>
@@ -3614,7 +3673,7 @@
         </w:rPr>
         <w:t xml:space="preserve">Issues: </w:t>
       </w:r>
-      <w:hyperlink w:history="1" r:id="rIddxoo1rwmtfskweupcjnao">
+      <w:hyperlink w:history="1" r:id="rIdfnoscutgd9of8jm7z8rto">
         <w:r>
           <w:rPr>
             <w:rStyle w:val="Hyperlink"/>
@@ -3629,7 +3688,7 @@
         </w:rPr>
         <w:t xml:space="preserve">, </w:t>
       </w:r>
-      <w:hyperlink w:history="1" r:id="rIduyflsptawfiy5kzww4gye">
+      <w:hyperlink w:history="1" r:id="rIdrsbo1cu_5wy-ekim5qcg8">
         <w:r>
           <w:rPr>
             <w:rStyle w:val="Hyperlink"/>

--- a/osx-poc/reports/gcsg_shadow_execution_report_EN.docx
+++ b/osx-poc/reports/gcsg_shadow_execution_report_EN.docx
@@ -2098,7 +2098,7 @@
         </w:rPr>
         <w:t xml:space="preserve">, unlike the bypass in §4 — performs its CPU→GPU swap-in over pageable host memory because vLLM disables pinned memory under WSL2. This is slow and highly variable, but not incorrect and not a hang. Cross-checked against vLLM's own upstream issue tracker before accepting a "must be a WSL2 problem" conclusion: </w:t>
       </w:r>
-      <w:hyperlink w:history="1" r:id="rIdfu_z3z0sxadk_8y89q0wy">
+      <w:hyperlink w:history="1" r:id="rId4elhz2axn13kolpyd521o">
         <w:r>
           <w:rPr>
             <w:rStyle w:val="Hyperlink"/>
@@ -2113,7 +2113,7 @@
         </w:rPr>
         <w:t xml:space="preserve"> has a vLLM maintainer stating this is "unavoidable" on WSL, citing NVIDIA's own CUDA-on-WSL documentation; more strikingly, </w:t>
       </w:r>
-      <w:hyperlink w:history="1" r:id="rIdqxkc7dmzmfi7fo650pltk">
+      <w:hyperlink w:history="1" r:id="rIdjizzt8zjsoiwt6gjpd0ef">
         <w:r>
           <w:rPr>
             <w:rStyle w:val="Hyperlink"/>
@@ -2998,7 +2998,7 @@
         </w:numPr>
         <w:spacing w:after="80"/>
       </w:pPr>
-      <w:hyperlink w:history="1" r:id="rIdvqjtffoamr8sowwxmw6nf">
+      <w:hyperlink w:history="1" r:id="rId15cuwzd5xns2cr6ra9wxn">
         <w:r>
           <w:rPr>
             <w:rStyle w:val="Hyperlink"/>
@@ -3023,7 +3023,7 @@
         </w:numPr>
         <w:spacing w:after="80"/>
       </w:pPr>
-      <w:hyperlink w:history="1" r:id="rIdfxo4qukjok5xyga2_e6do">
+      <w:hyperlink w:history="1" r:id="rId56k_onzhyftax-6faf5_d">
         <w:r>
           <w:rPr>
             <w:rStyle w:val="Hyperlink"/>
@@ -3292,7 +3292,21 @@
         <w:rPr>
           <w:rFonts w:ascii="Calibri" w:cs="Calibri" w:eastAsia="Calibri" w:hAnsi="Calibri"/>
         </w:rPr>
-        <w:t xml:space="preserve">) exists, but was never soak-tested. This needs its own direct verification before assuming Tier-Manager-mediated transfer would be materially faster than what vLLM does today.</w:t>
+        <w:t xml:space="preserve">) exists, but was never soak-tested. This needs its own direct verification before assuming Tier-Manager-mediated transfer would be materially faster than what vLLM does today. </w:t>
+      </w:r>
+      <w:r>
+        <w:rPr>
+          <w:rFonts w:ascii="Calibri" w:cs="Calibri" w:eastAsia="Calibri" w:hAnsi="Calibri"/>
+          <w:b/>
+          <w:bCs/>
+        </w:rPr>
+        <w:t xml:space="preserve">Update (2026-08-12):</w:t>
+      </w:r>
+      <w:r>
+        <w:rPr>
+          <w:rFonts w:ascii="Calibri" w:cs="Calibri" w:eastAsia="Calibri" w:hAnsi="Calibri"/>
+        </w:rPr>
+        <w:t xml:space="preserve"> done. 1000 cycles of pin-allocate/H2D/D2H/byte-compare on 256MB shards (Sprint 4, RunPod, real Linux — not WSL2, where this can't be tested at all): 0 mismatches, no timing degradation (pin-alloc time improved -31% after warm-up, total cycle time flat at -1%). Real pinning is safe and stable under sustained load on this platform. Full data: LOGBOOK.md, 2026-08-12 "pinning soak test" entry.</w:t>
       </w:r>
     </w:p>
     <w:p>
@@ -3673,7 +3687,7 @@
         </w:rPr>
         <w:t xml:space="preserve">Issues: </w:t>
       </w:r>
-      <w:hyperlink w:history="1" r:id="rIdfnoscutgd9of8jm7z8rto">
+      <w:hyperlink w:history="1" r:id="rIdtkci4imonnlsbtif9xs6o">
         <w:r>
           <w:rPr>
             <w:rStyle w:val="Hyperlink"/>
@@ -3688,7 +3702,7 @@
         </w:rPr>
         <w:t xml:space="preserve">, </w:t>
       </w:r>
-      <w:hyperlink w:history="1" r:id="rIdrsbo1cu_5wy-ekim5qcg8">
+      <w:hyperlink w:history="1" r:id="rIdchjzakp-h-vlnmqwnm0a8">
         <w:r>
           <w:rPr>
             <w:rStyle w:val="Hyperlink"/>

--- a/osx-poc/reports/gcsg_shadow_execution_report_EN.docx
+++ b/osx-poc/reports/gcsg_shadow_execution_report_EN.docx
@@ -130,7 +130,21 @@
         <w:rPr>
           <w:rFonts w:ascii="Calibri" w:cs="Calibri" w:eastAsia="Calibri" w:hAnsi="Calibri"/>
         </w:rPr>
-        <w:t xml:space="preserve"> crash shared by two quantization code paths (traced to vLLM's CPU-offload wrapper not covering individually-called expert modules, combined with pageable — not pinned — host memory under WSL2), and a severe, variable-latency slowdown initially mistaken for a deadlock (traced to the same pageable-memory mechanism operating correctly but slowly). Both findings are cross-checked against vLLM's own upstream issue tracker, which confirms the underlying platform limitation is real, structural, and currently unaddressed upstream.</w:t>
+        <w:t xml:space="preserve"> crash shared by two quantization code paths (traced to vLLM's CPU-offload wrapper not covering individually-called expert modules, combined with pageable — not pinned — host memory under WSL2), and a severe, variable-latency slowdown initially mistaken for a deadlock (traced to the same pageable-memory mechanism operating correctly but slowly). Both findings are cross-checked against vLLM's own upstream issue tracker, which confirms the underlying platform limitation is real, structural, and currently unaddressed upstream. </w:t>
+      </w:r>
+      <w:r>
+        <w:rPr>
+          <w:rFonts w:ascii="Calibri" w:cs="Calibri" w:eastAsia="Calibri" w:hAnsi="Calibri"/>
+          <w:b/>
+          <w:bCs/>
+        </w:rPr>
+        <w:t xml:space="preserve">Update (2026-08-12, Sprint 4):</w:t>
+      </w:r>
+      <w:r>
+        <w:rPr>
+          <w:rFonts w:ascii="Calibri" w:cs="Calibri" w:eastAsia="Calibri" w:hAnsi="Calibri"/>
+        </w:rPr>
+        <w:t xml:space="preserve"> the same evaluation reproduced on real Linux (no WSL2) scores 72.28% sliced / 72.3% single-process — matching the original result within noise on different hardware and a different OS/virtualization stack — see §6 and §9.</w:t>
       </w:r>
     </w:p>
     <w:p>
@@ -1304,6 +1318,40 @@
     </w:p>
     <w:p>
       <w:pPr>
+        <w:spacing w:after="160"/>
+      </w:pPr>
+      <w:r>
+        <w:rPr>
+          <w:rFonts w:ascii="Calibri" w:cs="Calibri" w:eastAsia="Calibri" w:hAnsi="Calibri"/>
+          <w:b/>
+          <w:bCs/>
+        </w:rPr>
+        <w:t xml:space="preserve">Update (2026-08-12, Sprint 4):</w:t>
+      </w:r>
+      <w:r>
+        <w:rPr>
+          <w:rFonts w:ascii="Calibri" w:cs="Calibri" w:eastAsia="Calibri" w:hAnsi="Calibri"/>
+        </w:rPr>
+        <w:t xml:space="preserve"> slicing was a WSL2-specific mitigation for §5's slowdown and an additional, never-root-caused stall observed in single-process runs around request 27-31 — not a property of GCSGWorker itself. On real Linux (RunPod, no WSL2, </w:t>
+      </w:r>
+      <w:r>
+        <w:rPr>
+          <w:rFonts w:ascii="Consolas" w:cs="Consolas" w:eastAsia="Consolas" w:hAnsi="Consolas"/>
+          <w:sz w:val="20"/>
+          <w:szCs w:val="20"/>
+          <w:shd w:fill="EFEFEF" w:val="clear"/>
+        </w:rPr>
+        <w:t xml:space="preserve">pin_memory=True</w:t>
+      </w:r>
+      <w:r>
+        <w:rPr>
+          <w:rFonts w:ascii="Calibri" w:cs="Calibri" w:eastAsia="Calibri" w:hAnsi="Calibri"/>
+        </w:rPr>
+        <w:t xml:space="preserve">), the same 570-question evaluation completed in a single process, single model load, without stalling: 570.3s total (106.3s load + 464.0s generate()), scoring 412/570 (72.3%) — statistically the same result as the sliced run on the same platform (412/570, 72.28%) and the original WSL2 run (411/570, 72.11%). This closes the open question: the process-reuse stall was a WSL2 artifact, and slicing is not required on this platform. Full data: LOGBOOK.md, 2026-08-12 "burn-test" entries.</w:t>
+      </w:r>
+    </w:p>
+    <w:p>
+      <w:pPr>
         <w:pStyle w:val="Heading1"/>
         <w:spacing w:after="140" w:before="280"/>
       </w:pPr>
@@ -2098,7 +2146,7 @@
         </w:rPr>
         <w:t xml:space="preserve">, unlike the bypass in §4 — performs its CPU→GPU swap-in over pageable host memory because vLLM disables pinned memory under WSL2. This is slow and highly variable, but not incorrect and not a hang. Cross-checked against vLLM's own upstream issue tracker before accepting a "must be a WSL2 problem" conclusion: </w:t>
       </w:r>
-      <w:hyperlink w:history="1" r:id="rId4elhz2axn13kolpyd521o">
+      <w:hyperlink w:history="1" r:id="rIdlnyyobfkmxk9f5yx-cez0">
         <w:r>
           <w:rPr>
             <w:rStyle w:val="Hyperlink"/>
@@ -2113,7 +2161,7 @@
         </w:rPr>
         <w:t xml:space="preserve"> has a vLLM maintainer stating this is "unavoidable" on WSL, citing NVIDIA's own CUDA-on-WSL documentation; more strikingly, </w:t>
       </w:r>
-      <w:hyperlink w:history="1" r:id="rIdjizzt8zjsoiwt6gjpd0ef">
+      <w:hyperlink w:history="1" r:id="rIdswddvtog3jn23zoi_hos-">
         <w:r>
           <w:rPr>
             <w:rStyle w:val="Hyperlink"/>
@@ -2783,6 +2831,412 @@
     </w:p>
     <w:p>
       <w:pPr>
+        <w:pStyle w:val="Heading2"/>
+        <w:spacing w:after="140" w:before="280"/>
+      </w:pPr>
+      <w:r>
+        <w:t xml:space="preserve">6.1 Cross-Hardware / Cross-Platform Reproduction (2026-08-12, Sprint 4)</w:t>
+      </w:r>
+    </w:p>
+    <w:p>
+      <w:pPr>
+        <w:spacing w:after="160"/>
+      </w:pPr>
+      <w:r>
+        <w:rPr>
+          <w:rFonts w:ascii="Calibri" w:cs="Calibri" w:eastAsia="Calibri" w:hAnsi="Calibri"/>
+        </w:rPr>
+        <w:t xml:space="preserve">The same evaluation was repeated on real Linux (RunPod, RTX A5000, no WSL2), both sliced (matching this section's method) and single-process (§2.6):</w:t>
+      </w:r>
+    </w:p>
+    <w:tbl>
+      <w:tblPr>
+        <w:tblW w:type="dxa" w:w="9360"/>
+        <w:tblBorders>
+          <w:top w:val="single" w:color="auto" w:sz="4"/>
+          <w:left w:val="single" w:color="auto" w:sz="4"/>
+          <w:bottom w:val="single" w:color="auto" w:sz="4"/>
+          <w:right w:val="single" w:color="auto" w:sz="4"/>
+          <w:insideH w:val="single" w:color="auto" w:sz="4"/>
+          <w:insideV w:val="single" w:color="auto" w:sz="4"/>
+        </w:tblBorders>
+      </w:tblPr>
+      <w:tblGrid>
+        <w:gridCol w:w="1800"/>
+        <w:gridCol w:w="2600"/>
+        <w:gridCol w:w="1500"/>
+        <w:gridCol w:w="1500"/>
+        <w:gridCol w:w="1960"/>
+      </w:tblGrid>
+      <w:tr>
+        <w:trPr>
+          <w:tblHeader/>
+        </w:trPr>
+        <w:tc>
+          <w:tcPr>
+            <w:tcW w:type="dxa" w:w="1800"/>
+            <w:shd w:fill="DCE6F1" w:val="clear"/>
+          </w:tcPr>
+          <w:p>
+            <w:r>
+              <w:rPr>
+                <w:rFonts w:ascii="Calibri" w:cs="Calibri" w:eastAsia="Calibri" w:hAnsi="Calibri"/>
+                <w:b/>
+                <w:bCs/>
+              </w:rPr>
+              <w:t xml:space="preserve">Run</w:t>
+            </w:r>
+          </w:p>
+        </w:tc>
+        <w:tc>
+          <w:tcPr>
+            <w:tcW w:type="dxa" w:w="2600"/>
+            <w:shd w:fill="DCE6F1" w:val="clear"/>
+          </w:tcPr>
+          <w:p>
+            <w:r>
+              <w:rPr>
+                <w:rFonts w:ascii="Calibri" w:cs="Calibri" w:eastAsia="Calibri" w:hAnsi="Calibri"/>
+                <w:b/>
+                <w:bCs/>
+              </w:rPr>
+              <w:t xml:space="preserve">Platform</w:t>
+            </w:r>
+          </w:p>
+        </w:tc>
+        <w:tc>
+          <w:tcPr>
+            <w:tcW w:type="dxa" w:w="1500"/>
+            <w:shd w:fill="DCE6F1" w:val="clear"/>
+          </w:tcPr>
+          <w:p>
+            <w:r>
+              <w:rPr>
+                <w:rFonts w:ascii="Calibri" w:cs="Calibri" w:eastAsia="Calibri" w:hAnsi="Calibri"/>
+                <w:b/>
+                <w:bCs/>
+              </w:rPr>
+              <w:t xml:space="preserve">Correct</w:t>
+            </w:r>
+          </w:p>
+        </w:tc>
+        <w:tc>
+          <w:tcPr>
+            <w:tcW w:type="dxa" w:w="1500"/>
+            <w:shd w:fill="DCE6F1" w:val="clear"/>
+          </w:tcPr>
+          <w:p>
+            <w:r>
+              <w:rPr>
+                <w:rFonts w:ascii="Calibri" w:cs="Calibri" w:eastAsia="Calibri" w:hAnsi="Calibri"/>
+                <w:b/>
+                <w:bCs/>
+              </w:rPr>
+              <w:t xml:space="preserve">Accuracy</w:t>
+            </w:r>
+          </w:p>
+        </w:tc>
+        <w:tc>
+          <w:tcPr>
+            <w:tcW w:type="dxa" w:w="1960"/>
+            <w:shd w:fill="DCE6F1" w:val="clear"/>
+          </w:tcPr>
+          <w:p>
+            <w:r>
+              <w:rPr>
+                <w:rFonts w:ascii="Calibri" w:cs="Calibri" w:eastAsia="Calibri" w:hAnsi="Calibri"/>
+                <w:b/>
+                <w:bCs/>
+              </w:rPr>
+              <w:t xml:space="preserve">Wall time</w:t>
+            </w:r>
+          </w:p>
+        </w:tc>
+      </w:tr>
+      <w:tr>
+        <w:tc>
+          <w:tcPr>
+            <w:tcW w:type="dxa" w:w="1800"/>
+          </w:tcPr>
+          <w:p>
+            <w:pPr>
+              <w:spacing w:after="0"/>
+            </w:pPr>
+            <w:r>
+              <w:rPr>
+                <w:rFonts w:ascii="Calibri" w:cs="Calibri" w:eastAsia="Calibri" w:hAnsi="Calibri"/>
+              </w:rPr>
+              <w:t xml:space="preserve">Original</w:t>
+            </w:r>
+          </w:p>
+        </w:tc>
+        <w:tc>
+          <w:tcPr>
+            <w:tcW w:type="dxa" w:w="2600"/>
+          </w:tcPr>
+          <w:p>
+            <w:pPr>
+              <w:spacing w:after="0"/>
+            </w:pPr>
+            <w:r>
+              <w:rPr>
+                <w:rFonts w:ascii="Calibri" w:cs="Calibri" w:eastAsia="Calibri" w:hAnsi="Calibri"/>
+              </w:rPr>
+              <w:t xml:space="preserve">WSL2, RTX 3090</w:t>
+            </w:r>
+          </w:p>
+        </w:tc>
+        <w:tc>
+          <w:tcPr>
+            <w:tcW w:type="dxa" w:w="1500"/>
+          </w:tcPr>
+          <w:p>
+            <w:pPr>
+              <w:spacing w:after="0"/>
+            </w:pPr>
+            <w:r>
+              <w:rPr>
+                <w:rFonts w:ascii="Calibri" w:cs="Calibri" w:eastAsia="Calibri" w:hAnsi="Calibri"/>
+              </w:rPr>
+              <w:t xml:space="preserve">411/570</w:t>
+            </w:r>
+          </w:p>
+        </w:tc>
+        <w:tc>
+          <w:tcPr>
+            <w:tcW w:type="dxa" w:w="1500"/>
+          </w:tcPr>
+          <w:p>
+            <w:pPr>
+              <w:spacing w:after="0"/>
+            </w:pPr>
+            <w:r>
+              <w:rPr>
+                <w:rFonts w:ascii="Calibri" w:cs="Calibri" w:eastAsia="Calibri" w:hAnsi="Calibri"/>
+              </w:rPr>
+              <w:t xml:space="preserve">72.11%</w:t>
+            </w:r>
+          </w:p>
+        </w:tc>
+        <w:tc>
+          <w:tcPr>
+            <w:tcW w:type="dxa" w:w="1960"/>
+          </w:tcPr>
+          <w:p>
+            <w:pPr>
+              <w:spacing w:after="0"/>
+            </w:pPr>
+            <w:r>
+              <w:rPr>
+                <w:rFonts w:ascii="Calibri" w:cs="Calibri" w:eastAsia="Calibri" w:hAnsi="Calibri"/>
+              </w:rPr>
+              <w:t xml:space="preserve">overnight (hours)</w:t>
+            </w:r>
+          </w:p>
+        </w:tc>
+      </w:tr>
+      <w:tr>
+        <w:tc>
+          <w:tcPr>
+            <w:tcW w:type="dxa" w:w="1800"/>
+          </w:tcPr>
+          <w:p>
+            <w:pPr>
+              <w:spacing w:after="0"/>
+            </w:pPr>
+            <w:r>
+              <w:rPr>
+                <w:rFonts w:ascii="Calibri" w:cs="Calibri" w:eastAsia="Calibri" w:hAnsi="Calibri"/>
+              </w:rPr>
+              <w:t xml:space="preserve">Sliced (18×)</w:t>
+            </w:r>
+          </w:p>
+        </w:tc>
+        <w:tc>
+          <w:tcPr>
+            <w:tcW w:type="dxa" w:w="2600"/>
+          </w:tcPr>
+          <w:p>
+            <w:pPr>
+              <w:spacing w:after="0"/>
+            </w:pPr>
+            <w:r>
+              <w:rPr>
+                <w:rFonts w:ascii="Calibri" w:cs="Calibri" w:eastAsia="Calibri" w:hAnsi="Calibri"/>
+              </w:rPr>
+              <w:t xml:space="preserve">Real Linux, RTX A5000</w:t>
+            </w:r>
+          </w:p>
+        </w:tc>
+        <w:tc>
+          <w:tcPr>
+            <w:tcW w:type="dxa" w:w="1500"/>
+          </w:tcPr>
+          <w:p>
+            <w:pPr>
+              <w:spacing w:after="0"/>
+            </w:pPr>
+            <w:r>
+              <w:rPr>
+                <w:rFonts w:ascii="Calibri" w:cs="Calibri" w:eastAsia="Calibri" w:hAnsi="Calibri"/>
+              </w:rPr>
+              <w:t xml:space="preserve">412/570</w:t>
+            </w:r>
+          </w:p>
+        </w:tc>
+        <w:tc>
+          <w:tcPr>
+            <w:tcW w:type="dxa" w:w="1500"/>
+          </w:tcPr>
+          <w:p>
+            <w:pPr>
+              <w:spacing w:after="0"/>
+            </w:pPr>
+            <w:r>
+              <w:rPr>
+                <w:rFonts w:ascii="Calibri" w:cs="Calibri" w:eastAsia="Calibri" w:hAnsi="Calibri"/>
+              </w:rPr>
+              <w:t xml:space="preserve">72.28%</w:t>
+            </w:r>
+          </w:p>
+        </w:tc>
+        <w:tc>
+          <w:tcPr>
+            <w:tcW w:type="dxa" w:w="1960"/>
+          </w:tcPr>
+          <w:p>
+            <w:pPr>
+              <w:spacing w:after="0"/>
+            </w:pPr>
+            <w:r>
+              <w:rPr>
+                <w:rFonts w:ascii="Calibri" w:cs="Calibri" w:eastAsia="Calibri" w:hAnsi="Calibri"/>
+              </w:rPr>
+              <w:t xml:space="preserve">~38-40 min</w:t>
+            </w:r>
+          </w:p>
+        </w:tc>
+      </w:tr>
+      <w:tr>
+        <w:tc>
+          <w:tcPr>
+            <w:tcW w:type="dxa" w:w="1800"/>
+          </w:tcPr>
+          <w:p>
+            <w:pPr>
+              <w:spacing w:after="0"/>
+            </w:pPr>
+            <w:r>
+              <w:rPr>
+                <w:rFonts w:ascii="Calibri" w:cs="Calibri" w:eastAsia="Calibri" w:hAnsi="Calibri"/>
+              </w:rPr>
+              <w:t xml:space="preserve">Single-process</w:t>
+            </w:r>
+          </w:p>
+        </w:tc>
+        <w:tc>
+          <w:tcPr>
+            <w:tcW w:type="dxa" w:w="2600"/>
+          </w:tcPr>
+          <w:p>
+            <w:pPr>
+              <w:spacing w:after="0"/>
+            </w:pPr>
+            <w:r>
+              <w:rPr>
+                <w:rFonts w:ascii="Calibri" w:cs="Calibri" w:eastAsia="Calibri" w:hAnsi="Calibri"/>
+              </w:rPr>
+              <w:t xml:space="preserve">Real Linux, RTX A5000</w:t>
+            </w:r>
+          </w:p>
+        </w:tc>
+        <w:tc>
+          <w:tcPr>
+            <w:tcW w:type="dxa" w:w="1500"/>
+          </w:tcPr>
+          <w:p>
+            <w:pPr>
+              <w:spacing w:after="0"/>
+            </w:pPr>
+            <w:r>
+              <w:rPr>
+                <w:rFonts w:ascii="Calibri" w:cs="Calibri" w:eastAsia="Calibri" w:hAnsi="Calibri"/>
+              </w:rPr>
+              <w:t xml:space="preserve">412/570</w:t>
+            </w:r>
+          </w:p>
+        </w:tc>
+        <w:tc>
+          <w:tcPr>
+            <w:tcW w:type="dxa" w:w="1500"/>
+          </w:tcPr>
+          <w:p>
+            <w:pPr>
+              <w:spacing w:after="0"/>
+            </w:pPr>
+            <w:r>
+              <w:rPr>
+                <w:rFonts w:ascii="Calibri" w:cs="Calibri" w:eastAsia="Calibri" w:hAnsi="Calibri"/>
+              </w:rPr>
+              <w:t xml:space="preserve">72.3%</w:t>
+            </w:r>
+          </w:p>
+        </w:tc>
+        <w:tc>
+          <w:tcPr>
+            <w:tcW w:type="dxa" w:w="1960"/>
+          </w:tcPr>
+          <w:p>
+            <w:pPr>
+              <w:spacing w:after="0"/>
+            </w:pPr>
+            <w:r>
+              <w:rPr>
+                <w:rFonts w:ascii="Calibri" w:cs="Calibri" w:eastAsia="Calibri" w:hAnsi="Calibri"/>
+              </w:rPr>
+              <w:t xml:space="preserve">9.5 min</w:t>
+            </w:r>
+          </w:p>
+        </w:tc>
+      </w:tr>
+    </w:tbl>
+    <w:p>
+      <w:pPr>
+        <w:spacing w:after="120"/>
+      </w:pPr>
+    </w:p>
+    <w:p>
+      <w:pPr>
+        <w:spacing w:after="160"/>
+      </w:pPr>
+      <w:r>
+        <w:rPr>
+          <w:rFonts w:ascii="Calibri" w:cs="Calibri" w:eastAsia="Calibri" w:hAnsi="Calibri"/>
+        </w:rPr>
+        <w:t xml:space="preserve">All three agree within noise on a 570-question sample. This is evidence the pipeline's quality behavior is stable across GPU generation, driver stack, and OS/virtualization layer — not a claim of statistical significance (§7 still applies: three runs, not a distribution).</w:t>
+      </w:r>
+    </w:p>
+    <w:p>
+      <w:pPr>
+        <w:spacing w:after="160"/>
+      </w:pPr>
+      <w:r>
+        <w:rPr>
+          <w:rFonts w:ascii="Calibri" w:cs="Calibri" w:eastAsia="Calibri" w:hAnsi="Calibri"/>
+          <w:b/>
+          <w:bCs/>
+        </w:rPr>
+        <w:t xml:space="preserve">New finding — shadow-execution activation rate correlates with latency, not accuracy.</w:t>
+      </w:r>
+      <w:r>
+        <w:rPr>
+          <w:rFonts w:ascii="Calibri" w:cs="Calibri" w:eastAsia="Calibri" w:hAnsi="Calibri"/>
+        </w:rPr>
+        <w:t xml:space="preserve"> Per-slice shadow_activations vs. per-slice accuracy: r=0.04 (no relationship — contamination doesn't selectively degrade high-activation slices). Per-slice shadow_activations vs. per-slice wall time: r=0.95 (strong) — the four slowest slices in the sliced run were exactly the four with 3-4× the typical activation count, consistent with each shadow activation being an extra forward pass through the INT4 verification expert. This is a real, previously-unmeasured performance cost of shadow execution, distinct from the quality-cost figures this report otherwise focuses on — see §9.</w:t>
+      </w:r>
+    </w:p>
+    <w:p>
+      <w:pPr>
         <w:pStyle w:val="Heading1"/>
         <w:spacing w:after="140" w:before="280"/>
       </w:pPr>
@@ -2884,13 +3338,13 @@
           <w:b/>
           <w:bCs/>
         </w:rPr>
-        <w:t xml:space="preserve">Single run, no statistical repetition.</w:t>
-      </w:r>
-      <w:r>
-        <w:rPr>
-          <w:rFonts w:ascii="Calibri" w:cs="Calibri" w:eastAsia="Calibri" w:hAnsi="Calibri"/>
-        </w:rPr>
-        <w:t xml:space="preserve"> The 72.11% figure is one overnight run. Earlier benchmark work on this same hardware (M1 </w:t>
+        <w:t xml:space="preserve">Still no formal confidence interval, despite now three runs.</w:t>
+      </w:r>
+      <w:r>
+        <w:rPr>
+          <w:rFonts w:ascii="Calibri" w:cs="Calibri" w:eastAsia="Calibri" w:hAnsi="Calibri"/>
+        </w:rPr>
+        <w:t xml:space="preserve"> The original 72.11% figure was one overnight run; two more full runs on different hardware/OS (§6.1: 72.28% sliced, 72.3% single-process, both real Linux) landed within noise of it. That is evidence of cross-platform stability, not a substitute for repeated runs on fixed hardware to establish a real confidence interval — the three runs differ in platform, not just in random seed. Earlier benchmark work on this same hardware (M1 </w:t>
       </w:r>
       <w:r>
         <w:rPr>
@@ -2905,7 +3359,7 @@
         <w:rPr>
           <w:rFonts w:ascii="Calibri" w:cs="Calibri" w:eastAsia="Calibri" w:hAnsi="Calibri"/>
         </w:rPr>
-        <w:t xml:space="preserve">) observed ~32% run-to-run variance on unrelated timing metrics with no code change — accuracy is a different, more discrete metric, but repeated full runs have not been done to establish a confidence interval here.</w:t>
+        <w:t xml:space="preserve">) observed ~32% run-to-run variance on unrelated timing metrics with no code change — accuracy is a different, more discrete metric, but a proper repeated-runs interval still has not been established.</w:t>
       </w:r>
     </w:p>
     <w:p>
@@ -2998,7 +3452,7 @@
         </w:numPr>
         <w:spacing w:after="80"/>
       </w:pPr>
-      <w:hyperlink w:history="1" r:id="rId15cuwzd5xns2cr6ra9wxn">
+      <w:hyperlink w:history="1" r:id="rIdoxenrztajbzjespxff7cg">
         <w:r>
           <w:rPr>
             <w:rStyle w:val="Hyperlink"/>
@@ -3023,7 +3477,7 @@
         </w:numPr>
         <w:spacing w:after="80"/>
       </w:pPr>
-      <w:hyperlink w:history="1" r:id="rId56k_onzhyftax-6faf5_d">
+      <w:hyperlink w:history="1" r:id="rId586hcgoskgkwf8qj-wlec">
         <w:r>
           <w:rPr>
             <w:rStyle w:val="Hyperlink"/>
@@ -3322,7 +3776,21 @@
         <w:rPr>
           <w:rFonts w:ascii="Calibri" w:cs="Calibri" w:eastAsia="Calibri" w:hAnsi="Calibri"/>
         </w:rPr>
-        <w:t xml:space="preserve">Repeat this same MMLU evaluation on that path once it exists, as the next data point against this report's baseline.</w:t>
+        <w:t xml:space="preserve">Repeat this same MMLU evaluation on that path once it exists, as the next data point against this report's baseline. </w:t>
+      </w:r>
+      <w:r>
+        <w:rPr>
+          <w:rFonts w:ascii="Calibri" w:cs="Calibri" w:eastAsia="Calibri" w:hAnsi="Calibri"/>
+          <w:b/>
+          <w:bCs/>
+        </w:rPr>
+        <w:t xml:space="preserve">Update (2026-08-12):</w:t>
+      </w:r>
+      <w:r>
+        <w:rPr>
+          <w:rFonts w:ascii="Calibri" w:cs="Calibri" w:eastAsia="Calibri" w:hAnsi="Calibri"/>
+        </w:rPr>
+        <w:t xml:space="preserve"> partially superseded — see §6.1. The evaluation was repeated on real Linux (not the Tier-Manager-routed path, which still doesn't exist) and reproduced within noise (72.28%/72.3% vs. 72.11%), confirming the result isn't an artifact of the original WSL2 run specifically. The Tier-Manager-routed rerun (the original intent of this item) remains open — tracked as issue #17.</w:t>
       </w:r>
     </w:p>
     <w:p>
@@ -3374,6 +3842,54 @@
     </w:p>
     <w:p>
       <w:pPr>
+        <w:pStyle w:val="ListParagraph"/>
+        <w:numPr>
+          <w:ilvl w:val="0"/>
+          <w:numId w:val="3"/>
+        </w:numPr>
+        <w:spacing w:after="80"/>
+      </w:pPr>
+      <w:r>
+        <w:rPr>
+          <w:rFonts w:ascii="Calibri" w:cs="Calibri" w:eastAsia="Calibri" w:hAnsi="Calibri"/>
+          <w:b/>
+          <w:bCs/>
+        </w:rPr>
+        <w:t xml:space="preserve">New (2026-08-12):</w:t>
+      </w:r>
+      <w:r>
+        <w:rPr>
+          <w:rFonts w:ascii="Calibri" w:cs="Calibri" w:eastAsia="Calibri" w:hAnsi="Calibri"/>
+        </w:rPr>
+        <w:t xml:space="preserve"> quantify and, if worthwhile, reduce the latency cost of shadow execution itself. §6.1 found per-slice wall time strongly tracks activation count (r=0.95) — each activation is an extra forward pass through the INT4 verification expert. The project's &lt;2% target has only ever been a quality budget; this is a first measurement of the performance side, not yet bounded by any stated target or optimized against.</w:t>
+      </w:r>
+    </w:p>
+    <w:p>
+      <w:pPr>
+        <w:pStyle w:val="ListParagraph"/>
+        <w:numPr>
+          <w:ilvl w:val="0"/>
+          <w:numId w:val="3"/>
+        </w:numPr>
+        <w:spacing w:after="80"/>
+      </w:pPr>
+      <w:r>
+        <w:rPr>
+          <w:rFonts w:ascii="Calibri" w:cs="Calibri" w:eastAsia="Calibri" w:hAnsi="Calibri"/>
+          <w:b/>
+          <w:bCs/>
+        </w:rPr>
+        <w:t xml:space="preserve">New (2026-08-12):</w:t>
+      </w:r>
+      <w:r>
+        <w:rPr>
+          <w:rFonts w:ascii="Calibri" w:cs="Calibri" w:eastAsia="Calibri" w:hAnsi="Calibri"/>
+        </w:rPr>
+        <w:t xml:space="preserve"> the fresh-process-per-slice orchestration (§2.6) was a WSL2-specific workaround for an undiagnosed stall and is confirmed unnecessary on real Linux (§2.6 update) — a single process completed all 570 questions cleanly. On platforms without that constraint, single-process evaluation is simpler and ~4× faster wall-clock (9.5 min vs. ~38-40 min for the same result) purely from avoiding 18× redundant model loads.</w:t>
+      </w:r>
+    </w:p>
+    <w:p>
+      <w:pPr>
         <w:pStyle w:val="Heading1"/>
         <w:spacing w:after="140" w:before="280"/>
       </w:pPr>
@@ -3687,7 +4203,7 @@
         </w:rPr>
         <w:t xml:space="preserve">Issues: </w:t>
       </w:r>
-      <w:hyperlink w:history="1" r:id="rIdtkci4imonnlsbtif9xs6o">
+      <w:hyperlink w:history="1" r:id="rIdimebxofxpkauga0j1h8qg">
         <w:r>
           <w:rPr>
             <w:rStyle w:val="Hyperlink"/>
@@ -3702,7 +4218,7 @@
         </w:rPr>
         <w:t xml:space="preserve">, </w:t>
       </w:r>
-      <w:hyperlink w:history="1" r:id="rIdchjzakp-h-vlnmqwnm0a8">
+      <w:hyperlink w:history="1" r:id="rIdmitnvzeba5tacxydjtgtj">
         <w:r>
           <w:rPr>
             <w:rStyle w:val="Hyperlink"/>

--- a/osx-poc/reports/gcsg_shadow_execution_report_EN.docx
+++ b/osx-poc/reports/gcsg_shadow_execution_report_EN.docx
@@ -2146,7 +2146,7 @@
         </w:rPr>
         <w:t xml:space="preserve">, unlike the bypass in §4 — performs its CPU→GPU swap-in over pageable host memory because vLLM disables pinned memory under WSL2. This is slow and highly variable, but not incorrect and not a hang. Cross-checked against vLLM's own upstream issue tracker before accepting a "must be a WSL2 problem" conclusion: </w:t>
       </w:r>
-      <w:hyperlink w:history="1" r:id="rIdlnyyobfkmxk9f5yx-cez0">
+      <w:hyperlink w:history="1" r:id="rIdfzgakxdxi2ehsbkmzc71y">
         <w:r>
           <w:rPr>
             <w:rStyle w:val="Hyperlink"/>
@@ -2161,7 +2161,7 @@
         </w:rPr>
         <w:t xml:space="preserve"> has a vLLM maintainer stating this is "unavoidable" on WSL, citing NVIDIA's own CUDA-on-WSL documentation; more strikingly, </w:t>
       </w:r>
-      <w:hyperlink w:history="1" r:id="rIdswddvtog3jn23zoi_hos-">
+      <w:hyperlink w:history="1" r:id="rIdmkci2hupnha8rtxvicqdc">
         <w:r>
           <w:rPr>
             <w:rStyle w:val="Hyperlink"/>
@@ -3232,7 +3232,40 @@
         <w:rPr>
           <w:rFonts w:ascii="Calibri" w:cs="Calibri" w:eastAsia="Calibri" w:hAnsi="Calibri"/>
         </w:rPr>
-        <w:t xml:space="preserve"> Per-slice shadow_activations vs. per-slice accuracy: r=0.04 (no relationship — contamination doesn't selectively degrade high-activation slices). Per-slice shadow_activations vs. per-slice wall time: r=0.95 (strong) — the four slowest slices in the sliced run were exactly the four with 3-4× the typical activation count, consistent with each shadow activation being an extra forward pass through the INT4 verification expert. This is a real, previously-unmeasured performance cost of shadow execution, distinct from the quality-cost figures this report otherwise focuses on — see §9.</w:t>
+        <w:t xml:space="preserve"> Per-slice shadow_activations vs. per-slice accuracy: r=0.04 (no relationship — contamination doesn't selectively degrade high-activation slices). Per-slice shadow_activations vs. per-slice wall time: r=0.95 (strong) — the four slowest slices in the sliced run were exactly the four with 3-4× the typical activation count, consistent with each shadow activation being an extra forward pass through the INT4 verification expert. This is a real, previously-unmeasured performance cost of shadow execution, distinct from the quality-cost figures this report otherwise focuses on — see §9. </w:t>
+      </w:r>
+      <w:r>
+        <w:rPr>
+          <w:rFonts w:ascii="Calibri" w:cs="Calibri" w:eastAsia="Calibri" w:hAnsi="Calibri"/>
+          <w:b/>
+          <w:bCs/>
+        </w:rPr>
+        <w:t xml:space="preserve">Refinement, independently verified against the raw archived logs:</w:t>
+      </w:r>
+      <w:r>
+        <w:rPr>
+          <w:rFonts w:ascii="Calibri" w:cs="Calibri" w:eastAsia="Calibri" w:hAnsi="Calibri"/>
+        </w:rPr>
+        <w:t xml:space="preserve"> r=0.95 used each slice's total elapsed time, which bundles in the ~99s near-constant model-load cost. Isolating just generate() duration per slice (from orchestrator.log) against shadow_activations tightens this to r=0.993 — expected, since model load (91.6-106.8s, low variance) is essentially independent of content while generate() duration (11.0-60.7s) is the part the extra shadow forward passes actually drive. Also cross-validated: total shadow_activations differs by only 23 out of 562K (~0.004%) between the sliced run's 18-process sum (562,403) and the single-process run's own GCSGGuard count (562,380) — same workload, two different process topologies, near-identical activation count, further evidence the behavior is deterministic rather than an artifact of either run.</w:t>
+      </w:r>
+    </w:p>
+    <w:p>
+      <w:pPr>
+        <w:spacing w:after="160"/>
+      </w:pPr>
+      <w:r>
+        <w:rPr>
+          <w:rFonts w:ascii="Calibri" w:cs="Calibri" w:eastAsia="Calibri" w:hAnsi="Calibri"/>
+          <w:b/>
+          <w:bCs/>
+        </w:rPr>
+        <w:t xml:space="preserve">Minor open observation, not investigated further:</w:t>
+      </w:r>
+      <w:r>
+        <w:rPr>
+          <w:rFonts w:ascii="Calibri" w:cs="Calibri" w:eastAsia="Calibri" w:hAnsi="Calibri"/>
+        </w:rPr>
+        <w:t xml:space="preserve"> the single-process run's per-request throughput briefly drops around request ~211-221 (to ~0.29 it/s) and again, smaller, near ~302-320, both self-recovering within ~10-15s with nothing logged by vLLM at this log level. Far milder than §5's WSL2 stall (which never self-resolved), and it didn't threaten the run, but it's a real, measurable pattern in similar territory to the historical trigger zone (request ~27-31) that hasn't been explained. Flagged for follow-up if it recurs or grows on a larger run.</w:t>
       </w:r>
     </w:p>
     <w:p>
@@ -3452,7 +3485,7 @@
         </w:numPr>
         <w:spacing w:after="80"/>
       </w:pPr>
-      <w:hyperlink w:history="1" r:id="rIdoxenrztajbzjespxff7cg">
+      <w:hyperlink w:history="1" r:id="rIdi-66tuf0bqmkvzqmb1fk1">
         <w:r>
           <w:rPr>
             <w:rStyle w:val="Hyperlink"/>
@@ -3477,7 +3510,7 @@
         </w:numPr>
         <w:spacing w:after="80"/>
       </w:pPr>
-      <w:hyperlink w:history="1" r:id="rId586hcgoskgkwf8qj-wlec">
+      <w:hyperlink w:history="1" r:id="rIderjstmgrhbrrhea8oytc1">
         <w:r>
           <w:rPr>
             <w:rStyle w:val="Hyperlink"/>
@@ -4203,7 +4236,7 @@
         </w:rPr>
         <w:t xml:space="preserve">Issues: </w:t>
       </w:r>
-      <w:hyperlink w:history="1" r:id="rIdimebxofxpkauga0j1h8qg">
+      <w:hyperlink w:history="1" r:id="rIdj1rlbhwzwt25ky7a06-yb">
         <w:r>
           <w:rPr>
             <w:rStyle w:val="Hyperlink"/>
@@ -4218,7 +4251,7 @@
         </w:rPr>
         <w:t xml:space="preserve">, </w:t>
       </w:r>
-      <w:hyperlink w:history="1" r:id="rIdmitnvzeba5tacxydjtgtj">
+      <w:hyperlink w:history="1" r:id="rIdyv80zpeim6eckodaumqzv">
         <w:r>
           <w:rPr>
             <w:rStyle w:val="Hyperlink"/>

--- a/osx-poc/reports/gcsg_shadow_execution_report_EN.docx
+++ b/osx-poc/reports/gcsg_shadow_execution_report_EN.docx
@@ -4850,19 +4850,205 @@
         <w:t xml:space="preserve"> </w:t>
       </w:r>
       <w:r>
-        <w:t xml:space="preserve">path (§6). Round-robin expert</w:t>
-      </w:r>
-      <w:r>
-        <w:t xml:space="preserve"> </w:t>
-      </w:r>
-      <w:r>
-        <w:t xml:space="preserve">selection is still the placeholder in both cases; hotness-driven</w:t>
-      </w:r>
-      <w:r>
-        <w:t xml:space="preserve"> </w:t>
-      </w:r>
-      <w:r>
-        <w:t xml:space="preserve">selection remains open. Full data:</w:t>
+        <w:t xml:space="preserve">path (§6).</w:t>
+      </w:r>
+      <w:r>
+        <w:t xml:space="preserve"> </w:t>
+      </w:r>
+      <w:r>
+        <w:rPr>
+          <w:bCs/>
+          <w:b/>
+        </w:rPr>
+        <w:t xml:space="preserve">Update</w:t>
+      </w:r>
+      <w:r>
+        <w:rPr>
+          <w:bCs/>
+          <w:b/>
+        </w:rPr>
+        <w:t xml:space="preserve"> </w:t>
+      </w:r>
+      <w:r>
+        <w:rPr>
+          <w:bCs/>
+          <w:b/>
+        </w:rPr>
+        <w:t xml:space="preserve">(2026-08-13):</w:t>
+      </w:r>
+      <w:r>
+        <w:t xml:space="preserve"> </w:t>
+      </w:r>
+      <w:r>
+        <w:t xml:space="preserve">closed.</w:t>
+      </w:r>
+      <w:r>
+        <w:t xml:space="preserve"> </w:t>
+      </w:r>
+      <w:r>
+        <w:rPr>
+          <w:rStyle w:val="VerbatimChar"/>
+        </w:rPr>
+        <w:t xml:space="preserve">eval_mmlu_gcsg.py</w:t>
+      </w:r>
+      <w:r>
+        <w:t xml:space="preserve">’s</w:t>
+      </w:r>
+      <w:r>
+        <w:t xml:space="preserve"> </w:t>
+      </w:r>
+      <w:r>
+        <w:rPr>
+          <w:rStyle w:val="VerbatimChar"/>
+        </w:rPr>
+        <w:t xml:space="preserve">--wire-tier-manager</w:t>
+      </w:r>
+      <w:r>
+        <w:t xml:space="preserve"> </w:t>
+      </w:r>
+      <w:r>
+        <w:t xml:space="preserve">had</w:t>
+      </w:r>
+      <w:r>
+        <w:t xml:space="preserve"> </w:t>
+      </w:r>
+      <w:r>
+        <w:t xml:space="preserve">been silently forcing</w:t>
+      </w:r>
+      <w:r>
+        <w:t xml:space="preserve"> </w:t>
+      </w:r>
+      <w:r>
+        <w:rPr>
+          <w:rStyle w:val="VerbatimChar"/>
+        </w:rPr>
+        <w:t xml:space="preserve">quantization=awq</w:t>
+      </w:r>
+      <w:r>
+        <w:t xml:space="preserve"> </w:t>
+      </w:r>
+      <w:r>
+        <w:t xml:space="preserve">— stale from before Marlin was</w:t>
+      </w:r>
+      <w:r>
+        <w:t xml:space="preserve"> </w:t>
+      </w:r>
+      <w:r>
+        <w:t xml:space="preserve">wired, since it predated this integration and assumed</w:t>
+      </w:r>
+      <w:r>
+        <w:t xml:space="preserve"> </w:t>
+      </w:r>
+      <w:r>
+        <w:rPr>
+          <w:rStyle w:val="VerbatimChar"/>
+        </w:rPr>
+        <w:t xml:space="preserve">awq_marlin</w:t>
+      </w:r>
+      <w:r>
+        <w:t xml:space="preserve"> </w:t>
+      </w:r>
+      <w:r>
+        <w:t xml:space="preserve">would exercise the untouched Marlin path by mistake. Added an explicit</w:t>
+      </w:r>
+      <w:r>
+        <w:t xml:space="preserve"> </w:t>
+      </w:r>
+      <w:r>
+        <w:rPr>
+          <w:rStyle w:val="VerbatimChar"/>
+        </w:rPr>
+        <w:t xml:space="preserve">--quantization</w:t>
+      </w:r>
+      <w:r>
+        <w:t xml:space="preserve"> </w:t>
+      </w:r>
+      <w:r>
+        <w:t xml:space="preserve">flag; reran on the same RTX 3090 used for the AWQ</w:t>
+      </w:r>
+      <w:r>
+        <w:t xml:space="preserve"> </w:t>
+      </w:r>
+      <w:r>
+        <w:t xml:space="preserve">rerun. A 32-question slice matched AWQ’s per-subject result exactly</w:t>
+      </w:r>
+      <w:r>
+        <w:t xml:space="preserve"> </w:t>
+      </w:r>
+      <w:r>
+        <w:t xml:space="preserve">(</w:t>
+      </w:r>
+      <w:r>
+        <w:rPr>
+          <w:rStyle w:val="VerbatimChar"/>
+        </w:rPr>
+        <w:t xml:space="preserve">shadow_activations</w:t>
+      </w:r>
+      <w:r>
+        <w:t xml:space="preserve"> </w:t>
+      </w:r>
+      <w:r>
+        <w:t xml:space="preserve">within 0.01%); the full 570-question</w:t>
+      </w:r>
+      <w:r>
+        <w:t xml:space="preserve"> </w:t>
+      </w:r>
+      <w:r>
+        <w:t xml:space="preserve">single-process run scored 412/570 (72.28%), matching the historical</w:t>
+      </w:r>
+      <w:r>
+        <w:t xml:space="preserve"> </w:t>
+      </w:r>
+      <w:r>
+        <w:t xml:space="preserve">Marlin baseline exactly. Both quantization paths are now fully</w:t>
+      </w:r>
+      <w:r>
+        <w:t xml:space="preserve"> </w:t>
+      </w:r>
+      <w:r>
+        <w:t xml:space="preserve">validated end-to-end on the TierManager-routed integration. Round-robin</w:t>
+      </w:r>
+      <w:r>
+        <w:t xml:space="preserve"> </w:t>
+      </w:r>
+      <w:r>
+        <w:t xml:space="preserve">expert selection is still the placeholder in both cases; hotness-driven</w:t>
+      </w:r>
+      <w:r>
+        <w:t xml:space="preserve"> </w:t>
+      </w:r>
+      <w:r>
+        <w:t xml:space="preserve">selection remains open. The small ~0.7% per-answer divergence noted for</w:t>
+      </w:r>
+      <w:r>
+        <w:t xml:space="preserve"> </w:t>
+      </w:r>
+      <w:r>
+        <w:t xml:space="preserve">AWQ’s TierManager-routed rerun (§9 item 2) recurs identically here even</w:t>
+      </w:r>
+      <w:r>
+        <w:t xml:space="preserve"> </w:t>
+      </w:r>
+      <w:r>
+        <w:t xml:space="preserve">with matched quantization — not attributable to the AWQ↔Marlin kernel</w:t>
+      </w:r>
+      <w:r>
+        <w:t xml:space="preserve"> </w:t>
+      </w:r>
+      <w:r>
+        <w:t xml:space="preserve">switch as first suspected; more likely execution-topology (single</w:t>
+      </w:r>
+      <w:r>
+        <w:t xml:space="preserve"> </w:t>
+      </w:r>
+      <w:r>
+        <w:t xml:space="preserve">process vs. 18 slices) or ordinary floating-point variance at this</w:t>
+      </w:r>
+      <w:r>
+        <w:t xml:space="preserve"> </w:t>
+      </w:r>
+      <w:r>
+        <w:t xml:space="preserve">scale, independent of quantization path. Full data:</w:t>
       </w:r>
       <w:r>
         <w:t xml:space="preserve"> </w:t>
@@ -4874,13 +5060,13 @@
         <w:t xml:space="preserve">LOGBOOK.md</w:t>
       </w:r>
       <w:r>
-        <w:t xml:space="preserve">, 2026-08-12 entries</w:t>
-      </w:r>
-      <w:r>
-        <w:t xml:space="preserve"> </w:t>
-      </w:r>
-      <w:r>
-        <w:t xml:space="preserve">(</w:t>
+        <w:t xml:space="preserve">,</w:t>
+      </w:r>
+      <w:r>
+        <w:t xml:space="preserve"> </w:t>
+      </w:r>
+      <w:r>
+        <w:t xml:space="preserve">2026-08-12/13 entries (</w:t>
       </w:r>
       <w:r>
         <w:t xml:space="preserve">“</w:t>
@@ -4904,19 +5090,37 @@
         <w:t xml:space="preserve">“</w:t>
       </w:r>
       <w:r>
-        <w:t xml:space="preserve">Marlin path … verified on real</w:t>
-      </w:r>
-      <w:r>
-        <w:t xml:space="preserve"> </w:t>
-      </w:r>
-      <w:r>
-        <w:t xml:space="preserve">hardware</w:t>
+        <w:t xml:space="preserve">Marlin path MMLU</w:t>
+      </w:r>
+      <w:r>
+        <w:t xml:space="preserve"> </w:t>
+      </w:r>
+      <w:r>
+        <w:t xml:space="preserve">rerun on 3090 matches baseline exactly</w:t>
       </w:r>
       <w:r>
         <w:t xml:space="preserve">”</w:t>
       </w:r>
       <w:r>
-        <w:t xml:space="preserve">). M1’s own extended benchmark found its original Bloom filter</w:t>
+        <w:t xml:space="preserve">);</w:t>
+      </w:r>
+      <w:r>
+        <w:t xml:space="preserve"> </w:t>
+      </w:r>
+      <w:r>
+        <w:rPr>
+          <w:rStyle w:val="VerbatimChar"/>
+        </w:rPr>
+        <w:t xml:space="preserve">osx-poc/marlin_mmlu_20260812/mmlu_marlin_singleshot_*.jsonl</w:t>
+      </w:r>
+      <w:r>
+        <w:t xml:space="preserve">. M1’s own</w:t>
+      </w:r>
+      <w:r>
+        <w:t xml:space="preserve"> </w:t>
+      </w:r>
+      <w:r>
+        <w:t xml:space="preserve">extended benchmark found its original Bloom filter</w:t>
       </w:r>
       <w:r>
         <w:t xml:space="preserve"> </w:t>
@@ -6660,7 +6864,7 @@
         <w:t xml:space="preserve"> </w:t>
       </w:r>
       <w:r>
-        <w:t xml:space="preserve">against the historical baseline. This closes the item for AWQ. It is</w:t>
+        <w:t xml:space="preserve">against the historical baseline. This closes the item for AWQ.</w:t>
       </w:r>
       <w:r>
         <w:t xml:space="preserve"> </w:t>
@@ -6670,43 +6874,141 @@
           <w:bCs/>
           <w:b/>
         </w:rPr>
-        <w:t xml:space="preserve">not</w:t>
-      </w:r>
-      <w:r>
-        <w:t xml:space="preserve"> </w:t>
-      </w:r>
-      <w:r>
-        <w:t xml:space="preserve">closed for Marlin (path 2): item 1’s Marlin wiring was only</w:t>
-      </w:r>
-      <w:r>
-        <w:t xml:space="preserve"> </w:t>
-      </w:r>
-      <w:r>
-        <w:t xml:space="preserve">verified mechanically today (checklist smoke test, not an MMLU run);</w:t>
-      </w:r>
-      <w:r>
-        <w:t xml:space="preserve"> </w:t>
-      </w:r>
-      <w:r>
-        <w:t xml:space="preserve">no accuracy number exists yet for shadow execution through</w:t>
-      </w:r>
-      <w:r>
-        <w:t xml:space="preserve"> </w:t>
-      </w:r>
-      <w:r>
-        <w:t xml:space="preserve">TierManager-routed Marlin experts specifically. That is the one</w:t>
-      </w:r>
-      <w:r>
-        <w:t xml:space="preserve"> </w:t>
-      </w:r>
-      <w:r>
-        <w:t xml:space="preserve">quality-validation gap this report still has open on the wiring side.</w:t>
-      </w:r>
-      <w:r>
-        <w:t xml:space="preserve"> </w:t>
-      </w:r>
-      <w:r>
-        <w:t xml:space="preserve">Full data:</w:t>
+        <w:t xml:space="preserve">Update</w:t>
+      </w:r>
+      <w:r>
+        <w:rPr>
+          <w:bCs/>
+          <w:b/>
+        </w:rPr>
+        <w:t xml:space="preserve"> </w:t>
+      </w:r>
+      <w:r>
+        <w:rPr>
+          <w:bCs/>
+          <w:b/>
+        </w:rPr>
+        <w:t xml:space="preserve">(2026-08-13):</w:t>
+      </w:r>
+      <w:r>
+        <w:t xml:space="preserve"> </w:t>
+      </w:r>
+      <w:r>
+        <w:t xml:space="preserve">now closed for Marlin (path 2) too. Getting there</w:t>
+      </w:r>
+      <w:r>
+        <w:t xml:space="preserve"> </w:t>
+      </w:r>
+      <w:r>
+        <w:t xml:space="preserve">required a small fix first:</w:t>
+      </w:r>
+      <w:r>
+        <w:t xml:space="preserve"> </w:t>
+      </w:r>
+      <w:r>
+        <w:rPr>
+          <w:rStyle w:val="VerbatimChar"/>
+        </w:rPr>
+        <w:t xml:space="preserve">eval_mmlu_gcsg.py</w:t>
+      </w:r>
+      <w:r>
+        <w:t xml:space="preserve">’s</w:t>
+      </w:r>
+      <w:r>
+        <w:t xml:space="preserve"> </w:t>
+      </w:r>
+      <w:r>
+        <w:rPr>
+          <w:rStyle w:val="VerbatimChar"/>
+        </w:rPr>
+        <w:t xml:space="preserve">--wire-tier-manager</w:t>
+      </w:r>
+      <w:r>
+        <w:t xml:space="preserve"> </w:t>
+      </w:r>
+      <w:r>
+        <w:t xml:space="preserve">had been silently forcing</w:t>
+      </w:r>
+      <w:r>
+        <w:t xml:space="preserve"> </w:t>
+      </w:r>
+      <w:r>
+        <w:rPr>
+          <w:rStyle w:val="VerbatimChar"/>
+        </w:rPr>
+        <w:t xml:space="preserve">quantization=awq</w:t>
+      </w:r>
+      <w:r>
+        <w:t xml:space="preserve">, a leftover from before</w:t>
+      </w:r>
+      <w:r>
+        <w:t xml:space="preserve"> </w:t>
+      </w:r>
+      <w:r>
+        <w:t xml:space="preserve">Marlin was wired at all — added an explicit</w:t>
+      </w:r>
+      <w:r>
+        <w:t xml:space="preserve"> </w:t>
+      </w:r>
+      <w:r>
+        <w:rPr>
+          <w:rStyle w:val="VerbatimChar"/>
+        </w:rPr>
+        <w:t xml:space="preserve">--quantization</w:t>
+      </w:r>
+      <w:r>
+        <w:t xml:space="preserve"> </w:t>
+      </w:r>
+      <w:r>
+        <w:t xml:space="preserve">flag so</w:t>
+      </w:r>
+      <w:r>
+        <w:t xml:space="preserve"> </w:t>
+      </w:r>
+      <w:r>
+        <w:t xml:space="preserve">the combination could be run honestly instead of silently falling back</w:t>
+      </w:r>
+      <w:r>
+        <w:t xml:space="preserve"> </w:t>
+      </w:r>
+      <w:r>
+        <w:t xml:space="preserve">to AWQ. Reran on the same RTX 3090 used for AWQ’s rerun: a 32-question</w:t>
+      </w:r>
+      <w:r>
+        <w:t xml:space="preserve"> </w:t>
+      </w:r>
+      <w:r>
+        <w:t xml:space="preserve">slice matched AWQ’s per-subject result exactly, and the full</w:t>
+      </w:r>
+      <w:r>
+        <w:t xml:space="preserve"> </w:t>
+      </w:r>
+      <w:r>
+        <w:t xml:space="preserve">570-question single-process run scored 412/570 (72.28%), matching the</w:t>
+      </w:r>
+      <w:r>
+        <w:t xml:space="preserve"> </w:t>
+      </w:r>
+      <w:r>
+        <w:t xml:space="preserve">historical Marlin baseline exactly. Both quantization paths this</w:t>
+      </w:r>
+      <w:r>
+        <w:t xml:space="preserve"> </w:t>
+      </w:r>
+      <w:r>
+        <w:t xml:space="preserve">report covers are now fully validated end-to-end on the</w:t>
+      </w:r>
+      <w:r>
+        <w:t xml:space="preserve"> </w:t>
+      </w:r>
+      <w:r>
+        <w:t xml:space="preserve">TierManager-routed integration — no quality-validation gap remains on</w:t>
+      </w:r>
+      <w:r>
+        <w:t xml:space="preserve"> </w:t>
+      </w:r>
+      <w:r>
+        <w:t xml:space="preserve">the wiring side. Full data:</w:t>
       </w:r>
       <w:r>
         <w:t xml:space="preserve"> </w:t>
@@ -6727,13 +7029,13 @@
         <w:t xml:space="preserve">“</w:t>
       </w:r>
       <w:r>
-        <w:t xml:space="preserve">full 570-question single-shot</w:t>
-      </w:r>
-      <w:r>
-        <w:t xml:space="preserve"> </w:t>
-      </w:r>
-      <w:r>
-        <w:t xml:space="preserve">MMLU run, TierManager wired</w:t>
+        <w:t xml:space="preserve">full 570-question</w:t>
+      </w:r>
+      <w:r>
+        <w:t xml:space="preserve"> </w:t>
+      </w:r>
+      <w:r>
+        <w:t xml:space="preserve">single-shot MMLU run, TierManager wired</w:t>
       </w:r>
       <w:r>
         <w:t xml:space="preserve">”</w:t>
@@ -6742,7 +7044,43 @@
         <w:t xml:space="preserve"> </w:t>
       </w:r>
       <w:r>
-        <w:t xml:space="preserve">entry.</w:t>
+        <w:t xml:space="preserve">and 2026-08-13</w:t>
+      </w:r>
+      <w:r>
+        <w:t xml:space="preserve"> </w:t>
+      </w:r>
+      <w:r>
+        <w:t xml:space="preserve">“</w:t>
+      </w:r>
+      <w:r>
+        <w:t xml:space="preserve">Marlin path</w:t>
+      </w:r>
+      <w:r>
+        <w:t xml:space="preserve"> </w:t>
+      </w:r>
+      <w:r>
+        <w:t xml:space="preserve">MMLU rerun on 3090 matches baseline exactly</w:t>
+      </w:r>
+      <w:r>
+        <w:t xml:space="preserve">”</w:t>
+      </w:r>
+      <w:r>
+        <w:t xml:space="preserve"> </w:t>
+      </w:r>
+      <w:r>
+        <w:t xml:space="preserve">entries;</w:t>
+      </w:r>
+      <w:r>
+        <w:t xml:space="preserve"> </w:t>
+      </w:r>
+      <w:r>
+        <w:rPr>
+          <w:rStyle w:val="VerbatimChar"/>
+        </w:rPr>
+        <w:t xml:space="preserve">osx-poc/marlin_mmlu_20260812/</w:t>
+      </w:r>
+      <w:r>
+        <w:t xml:space="preserve">.</w:t>
       </w:r>
     </w:p>
     <w:p>
@@ -7986,6 +8324,240 @@
       <w:sz w:val="20"/>
       <w:szCs w:val="20"/>
     </w:rPr>
+  </w:style>
+  <w:style w:customStyle="1" w:styleId="SourceCode" w:type="paragraph">
+    <w:name w:val="Source Code"/>
+    <w:basedOn w:val="Normal"/>
+    <w:link w:val="VerbatimChar"/>
+    <w:pPr>
+      <w:wordWrap w:val="off"/>
+    </w:pPr>
+  </w:style>
+  <w:style w:customStyle="1" w:styleId="KeywordTok" w:type="character">
+    <w:name w:val="KeywordTok"/>
+    <w:basedOn w:val="VerbatimChar"/>
+    <w:rPr>
+      <w:color w:val="007020"/>
+      <w:b/>
+    </w:rPr>
+  </w:style>
+  <w:style w:customStyle="1" w:styleId="DataTypeTok" w:type="character">
+    <w:name w:val="DataTypeTok"/>
+    <w:basedOn w:val="VerbatimChar"/>
+    <w:rPr>
+      <w:color w:val="902000"/>
+    </w:rPr>
+  </w:style>
+  <w:style w:customStyle="1" w:styleId="DecValTok" w:type="character">
+    <w:name w:val="DecValTok"/>
+    <w:basedOn w:val="VerbatimChar"/>
+    <w:rPr>
+      <w:color w:val="40a070"/>
+    </w:rPr>
+  </w:style>
+  <w:style w:customStyle="1" w:styleId="BaseNTok" w:type="character">
+    <w:name w:val="BaseNTok"/>
+    <w:basedOn w:val="VerbatimChar"/>
+    <w:rPr>
+      <w:color w:val="40a070"/>
+    </w:rPr>
+  </w:style>
+  <w:style w:customStyle="1" w:styleId="FloatTok" w:type="character">
+    <w:name w:val="FloatTok"/>
+    <w:basedOn w:val="VerbatimChar"/>
+    <w:rPr>
+      <w:color w:val="40a070"/>
+    </w:rPr>
+  </w:style>
+  <w:style w:customStyle="1" w:styleId="ConstantTok" w:type="character">
+    <w:name w:val="ConstantTok"/>
+    <w:basedOn w:val="VerbatimChar"/>
+    <w:rPr>
+      <w:color w:val="880000"/>
+    </w:rPr>
+  </w:style>
+  <w:style w:customStyle="1" w:styleId="CharTok" w:type="character">
+    <w:name w:val="CharTok"/>
+    <w:basedOn w:val="VerbatimChar"/>
+    <w:rPr>
+      <w:color w:val="4070a0"/>
+    </w:rPr>
+  </w:style>
+  <w:style w:customStyle="1" w:styleId="SpecialCharTok" w:type="character">
+    <w:name w:val="SpecialCharTok"/>
+    <w:basedOn w:val="VerbatimChar"/>
+    <w:rPr>
+      <w:color w:val="4070a0"/>
+    </w:rPr>
+  </w:style>
+  <w:style w:customStyle="1" w:styleId="StringTok" w:type="character">
+    <w:name w:val="StringTok"/>
+    <w:basedOn w:val="VerbatimChar"/>
+    <w:rPr>
+      <w:color w:val="4070a0"/>
+    </w:rPr>
+  </w:style>
+  <w:style w:customStyle="1" w:styleId="VerbatimStringTok" w:type="character">
+    <w:name w:val="VerbatimStringTok"/>
+    <w:basedOn w:val="VerbatimChar"/>
+    <w:rPr>
+      <w:color w:val="4070a0"/>
+    </w:rPr>
+  </w:style>
+  <w:style w:customStyle="1" w:styleId="SpecialStringTok" w:type="character">
+    <w:name w:val="SpecialStringTok"/>
+    <w:basedOn w:val="VerbatimChar"/>
+    <w:rPr>
+      <w:color w:val="bb6688"/>
+    </w:rPr>
+  </w:style>
+  <w:style w:customStyle="1" w:styleId="ImportTok" w:type="character">
+    <w:name w:val="ImportTok"/>
+    <w:basedOn w:val="VerbatimChar"/>
+    <w:rPr>
+      <w:color w:val="008000"/>
+      <w:b/>
+    </w:rPr>
+  </w:style>
+  <w:style w:customStyle="1" w:styleId="CommentTok" w:type="character">
+    <w:name w:val="CommentTok"/>
+    <w:basedOn w:val="VerbatimChar"/>
+    <w:rPr>
+      <w:color w:val="60a0b0"/>
+      <w:i/>
+    </w:rPr>
+  </w:style>
+  <w:style w:customStyle="1" w:styleId="DocumentationTok" w:type="character">
+    <w:name w:val="DocumentationTok"/>
+    <w:basedOn w:val="VerbatimChar"/>
+    <w:rPr>
+      <w:color w:val="ba2121"/>
+      <w:i/>
+    </w:rPr>
+  </w:style>
+  <w:style w:customStyle="1" w:styleId="AnnotationTok" w:type="character">
+    <w:name w:val="AnnotationTok"/>
+    <w:basedOn w:val="VerbatimChar"/>
+    <w:rPr>
+      <w:color w:val="60a0b0"/>
+      <w:b/>
+      <w:i/>
+    </w:rPr>
+  </w:style>
+  <w:style w:customStyle="1" w:styleId="CommentVarTok" w:type="character">
+    <w:name w:val="CommentVarTok"/>
+    <w:basedOn w:val="VerbatimChar"/>
+    <w:rPr>
+      <w:color w:val="60a0b0"/>
+      <w:b/>
+      <w:i/>
+    </w:rPr>
+  </w:style>
+  <w:style w:customStyle="1" w:styleId="OtherTok" w:type="character">
+    <w:name w:val="OtherTok"/>
+    <w:basedOn w:val="VerbatimChar"/>
+    <w:rPr>
+      <w:color w:val="007020"/>
+    </w:rPr>
+  </w:style>
+  <w:style w:customStyle="1" w:styleId="FunctionTok" w:type="character">
+    <w:name w:val="FunctionTok"/>
+    <w:basedOn w:val="VerbatimChar"/>
+    <w:rPr>
+      <w:color w:val="06287e"/>
+    </w:rPr>
+  </w:style>
+  <w:style w:customStyle="1" w:styleId="VariableTok" w:type="character">
+    <w:name w:val="VariableTok"/>
+    <w:basedOn w:val="VerbatimChar"/>
+    <w:rPr>
+      <w:color w:val="19177c"/>
+    </w:rPr>
+  </w:style>
+  <w:style w:customStyle="1" w:styleId="ControlFlowTok" w:type="character">
+    <w:name w:val="ControlFlowTok"/>
+    <w:basedOn w:val="VerbatimChar"/>
+    <w:rPr>
+      <w:color w:val="007020"/>
+      <w:b/>
+    </w:rPr>
+  </w:style>
+  <w:style w:customStyle="1" w:styleId="OperatorTok" w:type="character">
+    <w:name w:val="OperatorTok"/>
+    <w:basedOn w:val="VerbatimChar"/>
+    <w:rPr>
+      <w:color w:val="666666"/>
+    </w:rPr>
+  </w:style>
+  <w:style w:customStyle="1" w:styleId="BuiltInTok" w:type="character">
+    <w:name w:val="BuiltInTok"/>
+    <w:basedOn w:val="VerbatimChar"/>
+    <w:rPr>
+      <w:color w:val="008000"/>
+    </w:rPr>
+  </w:style>
+  <w:style w:customStyle="1" w:styleId="ExtensionTok" w:type="character">
+    <w:name w:val="ExtensionTok"/>
+    <w:basedOn w:val="VerbatimChar"/>
+    <w:rPr/>
+  </w:style>
+  <w:style w:customStyle="1" w:styleId="PreprocessorTok" w:type="character">
+    <w:name w:val="PreprocessorTok"/>
+    <w:basedOn w:val="VerbatimChar"/>
+    <w:rPr>
+      <w:color w:val="bc7a00"/>
+    </w:rPr>
+  </w:style>
+  <w:style w:customStyle="1" w:styleId="AttributeTok" w:type="character">
+    <w:name w:val="AttributeTok"/>
+    <w:basedOn w:val="VerbatimChar"/>
+    <w:rPr>
+      <w:color w:val="7d9029"/>
+    </w:rPr>
+  </w:style>
+  <w:style w:customStyle="1" w:styleId="RegionMarkerTok" w:type="character">
+    <w:name w:val="RegionMarkerTok"/>
+    <w:basedOn w:val="VerbatimChar"/>
+    <w:rPr/>
+  </w:style>
+  <w:style w:customStyle="1" w:styleId="InformationTok" w:type="character">
+    <w:name w:val="InformationTok"/>
+    <w:basedOn w:val="VerbatimChar"/>
+    <w:rPr>
+      <w:color w:val="60a0b0"/>
+      <w:b/>
+      <w:i/>
+    </w:rPr>
+  </w:style>
+  <w:style w:customStyle="1" w:styleId="WarningTok" w:type="character">
+    <w:name w:val="WarningTok"/>
+    <w:basedOn w:val="VerbatimChar"/>
+    <w:rPr>
+      <w:color w:val="60a0b0"/>
+      <w:b/>
+      <w:i/>
+    </w:rPr>
+  </w:style>
+  <w:style w:customStyle="1" w:styleId="AlertTok" w:type="character">
+    <w:name w:val="AlertTok"/>
+    <w:basedOn w:val="VerbatimChar"/>
+    <w:rPr>
+      <w:color w:val="ff0000"/>
+      <w:b/>
+    </w:rPr>
+  </w:style>
+  <w:style w:customStyle="1" w:styleId="ErrorTok" w:type="character">
+    <w:name w:val="ErrorTok"/>
+    <w:basedOn w:val="VerbatimChar"/>
+    <w:rPr>
+      <w:color w:val="ff0000"/>
+      <w:b/>
+    </w:rPr>
+  </w:style>
+  <w:style w:customStyle="1" w:styleId="NormalTok" w:type="character">
+    <w:name w:val="NormalTok"/>
+    <w:basedOn w:val="VerbatimChar"/>
+    <w:rPr/>
   </w:style>
   <w:style w:type="paragraph" w:customStyle="1" w:styleId="SourceCode">
     <w:name w:val="Source Code"/>
